--- a/Задача від 14.10.2026 переклад французька/1. Общие справки и систематизация материалов/20250625 Довідка КП Україна.docx
+++ b/Задача від 14.10.2026 переклад французька/1. Общие справки и систематизация материалов/20250625 Довідка КП Україна.docx
@@ -30002,7 +30002,7 @@
     <w:sectPr>
       <w:footerReference w:type="default" r:id="rId15"/>
       <w:pgSz w:w="11906" w:h="16838"/>
-      <w:pgMar w:top="568" w:right="1134" w:bottom="1134" w:left="2126" w:header="709" w:footer="709" w:gutter="0"/>
+      <w:pgMar w:top="1134" w:right="1134" w:bottom="1134" w:left="2126" w:header="709" w:footer="709" w:gutter="0"/>
       <w:cols w:space="708"/>
       <w:docGrid w:linePitch="360"/>
     </w:sectPr>
